--- a/ИСР 1.6/ИСР 1.6 Угарин НА.docx
+++ b/ИСР 1.6/ИСР 1.6 Угарин НА.docx
@@ -207,13 +207,15 @@
           <w:szCs w:val="28"/>
         </w:rPr>
       </w:pPr>
-      <w:r>
-        <w:rPr>
-          <w:rFonts w:ascii="Times New Roman" w:hAnsi="Times New Roman" w:cs="Times New Roman"/>
-          <w:sz w:val="28"/>
-          <w:szCs w:val="28"/>
-        </w:rPr>
-        <w:t>номер карточки пациента приходилось вводить вручную, что порождало ошибки;</w:t>
+      <w:bookmarkStart w:id="0" w:name="_GoBack"/>
+      <w:bookmarkEnd w:id="0"/>
+      <w:r>
+        <w:rPr>
+          <w:rFonts w:ascii="Times New Roman" w:hAnsi="Times New Roman" w:cs="Times New Roman"/>
+          <w:sz w:val="28"/>
+          <w:szCs w:val="28"/>
+        </w:rPr>
+        <w:t>отсутствовала авторизация и, как следствие, разграничение прав доступа;</w:t>
       </w:r>
     </w:p>
     <w:p>
@@ -235,28 +237,6 @@
           <w:sz w:val="28"/>
           <w:szCs w:val="28"/>
         </w:rPr>
-        <w:t>отсутствовала авторизация и, как следствие, разграничение прав доступа;</w:t>
-      </w:r>
-    </w:p>
-    <w:p>
-      <w:pPr>
-        <w:pStyle w:val="a7"/>
-        <w:numPr>
-          <w:ilvl w:val="0"/>
-          <w:numId w:val="12"/>
-        </w:numPr>
-        <w:rPr>
-          <w:rFonts w:ascii="Times New Roman" w:hAnsi="Times New Roman" w:cs="Times New Roman"/>
-          <w:sz w:val="28"/>
-          <w:szCs w:val="28"/>
-        </w:rPr>
-      </w:pPr>
-      <w:r>
-        <w:rPr>
-          <w:rFonts w:ascii="Times New Roman" w:hAnsi="Times New Roman" w:cs="Times New Roman"/>
-          <w:sz w:val="28"/>
-          <w:szCs w:val="28"/>
-        </w:rPr>
         <w:t>не было возможности формировать отчёты.</w:t>
       </w:r>
     </w:p>
@@ -448,24 +428,24 @@
         <w:pStyle w:val="3"/>
       </w:pPr>
       <w:r>
+        <w:t>3. Выбор технологических решений</w:t>
+      </w:r>
+    </w:p>
+    <w:p>
+      <w:pPr>
+        <w:rPr>
+          <w:rFonts w:ascii="Times New Roman" w:hAnsi="Times New Roman" w:cs="Times New Roman"/>
+          <w:sz w:val="28"/>
+          <w:szCs w:val="28"/>
+        </w:rPr>
+      </w:pPr>
+      <w:r>
+        <w:rPr>
+          <w:rFonts w:ascii="Times New Roman" w:hAnsi="Times New Roman" w:cs="Times New Roman"/>
+          <w:sz w:val="28"/>
+          <w:szCs w:val="28"/>
+        </w:rPr>
         <w:lastRenderedPageBreak/>
-        <w:t>3. Выбор технологических решений</w:t>
-      </w:r>
-    </w:p>
-    <w:p>
-      <w:pPr>
-        <w:rPr>
-          <w:rFonts w:ascii="Times New Roman" w:hAnsi="Times New Roman" w:cs="Times New Roman"/>
-          <w:sz w:val="28"/>
-          <w:szCs w:val="28"/>
-        </w:rPr>
-      </w:pPr>
-      <w:r>
-        <w:rPr>
-          <w:rFonts w:ascii="Times New Roman" w:hAnsi="Times New Roman" w:cs="Times New Roman"/>
-          <w:sz w:val="28"/>
-          <w:szCs w:val="28"/>
-        </w:rPr>
         <w:t xml:space="preserve">Ключевым решением стал переход от файловой архитектуры </w:t>
       </w:r>
       <w:proofErr w:type="spellStart"/>
@@ -2245,16 +2225,7 @@
           <w:sz w:val="28"/>
           <w:szCs w:val="28"/>
         </w:rPr>
-        <w:t xml:space="preserve">снято </w:t>
-      </w:r>
-      <w:bookmarkStart w:id="0" w:name="_GoBack"/>
-      <w:r>
-        <w:rPr>
-          <w:rFonts w:ascii="Times New Roman" w:hAnsi="Times New Roman" w:cs="Times New Roman"/>
-          <w:sz w:val="28"/>
-          <w:szCs w:val="28"/>
-        </w:rPr>
-        <w:t>ограничение на размер базы данных;</w:t>
+        <w:t>снято ограничение на размер базы данных;</w:t>
       </w:r>
     </w:p>
     <w:p>
@@ -2364,16 +2335,7 @@
           <w:sz w:val="28"/>
           <w:szCs w:val="28"/>
         </w:rPr>
-        <w:t>добавлено шесть видов </w:t>
-      </w:r>
-      <w:bookmarkEnd w:id="0"/>
-      <w:r>
-        <w:rPr>
-          <w:rFonts w:ascii="Times New Roman" w:hAnsi="Times New Roman" w:cs="Times New Roman"/>
-          <w:sz w:val="28"/>
-          <w:szCs w:val="28"/>
-        </w:rPr>
-        <w:t>PDF-отчётов.</w:t>
+        <w:t>добавлено шесть видов PDF-отчётов.</w:t>
       </w:r>
     </w:p>
     <w:p>
